--- a/edge_app/ASO_MANUAL_TEMPLATE.docx
+++ b/edge_app/ASO_MANUAL_TEMPLATE.docx
@@ -637,6 +637,7 @@
         <w:spacing w:before="90"/>
         <w:ind w:left="473" w:right="3812" w:firstLine="1"/>
         <w:rPr>
+          <w:spacing w:val="40"/>
           <w:sz w:val="20"/>
         </w:rPr>
       </w:pPr>
@@ -651,13 +652,7 @@
         <w:rPr>
           <w:sz w:val="20"/>
         </w:rPr>
-        <w:t>{{EMPRESA}}</w:t>
-      </w:r>
-      <w:r>
-        <w:rPr>
-          <w:sz w:val="20"/>
-        </w:rPr>
-        <w:t xml:space="preserve"> </w:t>
+        <w:t xml:space="preserve">{{EMPRESA}} </w:t>
       </w:r>
       <w:r>
         <w:rPr>
@@ -670,13 +665,7 @@
         <w:rPr>
           <w:sz w:val="20"/>
         </w:rPr>
-        <w:t>{{CNPJ}}</w:t>
-      </w:r>
-      <w:r>
-        <w:rPr>
-          <w:sz w:val="20"/>
-        </w:rPr>
-        <w:t xml:space="preserve"> </w:t>
+        <w:t xml:space="preserve">{{CNPJ}} </w:t>
       </w:r>
       <w:r>
         <w:rPr>
@@ -702,7 +691,7 @@
           <w:spacing w:val="40"/>
           <w:sz w:val="20"/>
         </w:rPr>
-        <w:t xml:space="preserve"> </w:t>
+        <w:br/>
       </w:r>
       <w:r>
         <w:rPr>
@@ -751,13 +740,7 @@
         <w:rPr>
           <w:sz w:val="20"/>
         </w:rPr>
-        <w:t>{{CPF}}</w:t>
-      </w:r>
-      <w:r>
-        <w:rPr>
-          <w:sz w:val="20"/>
-        </w:rPr>
-        <w:br/>
+        <w:t xml:space="preserve">{{CPF}} </w:t>
       </w:r>
       <w:r>
         <w:rPr>
@@ -793,7 +776,7 @@
         <w:rPr>
           <w:sz w:val="20"/>
         </w:rPr>
-        <w:t>{{DATANASCIMENTO}}</w:t>
+        <w:t>{{DATANASC}}</w:t>
       </w:r>
       <w:r>
         <w:rPr>
@@ -820,13 +803,7 @@
           <w:spacing w:val="-4"/>
           <w:sz w:val="20"/>
         </w:rPr>
-        <w:t xml:space="preserve"> </w:t>
-      </w:r>
-      <w:r>
-        <w:rPr>
-          <w:sz w:val="20"/>
-        </w:rPr>
-        <w:t>{{IDADE}}</w:t>
+        <w:t xml:space="preserve"> {{IDADE}}</w:t>
       </w:r>
       <w:r>
         <w:rPr>
@@ -1169,32 +1146,126 @@
           <w:bCs w:val="0"/>
           <w:szCs w:val="22"/>
         </w:rPr>
-        <w:t xml:space="preserve">:  (    ) ARRANJO FÍSICO INADEQUADO   (    ) MÁQUINAS E EQUIPAMENTO SEM PROTEÇÃO  (     ) FERRAMENTAS </w:t>
+        <w:t xml:space="preserve">:  (    ) ARRANJO FÍSICO INADEQUADO   (    ) MÁQUINAS E EQUIPAMENTO SEM PROTEÇÃO  </w:t>
       </w:r>
       <w:r>
         <w:rPr>
           <w:bCs w:val="0"/>
           <w:szCs w:val="22"/>
         </w:rPr>
-        <w:t>INADEQUADAS  (     ) ILUMINAÇÃO INADEQUADA  (    ) ELETRICIDADE (   ) PROBABILIDADE DE INCÊNDIO E EXPLOSÃO  (    )  ANIMAIS PEÇONHENTOS  (    ) OUTRAS SITUAÇÕES DE RISCO</w:t>
-      </w:r>
-    </w:p>
-    <w:p>
-      <w:pPr>
-        <w:pStyle w:val="Corpodetexto"/>
-        <w:ind w:left="170"/>
-        <w:jc w:val="center"/>
+        <w:t xml:space="preserve">                                   </w:t>
+      </w:r>
+      <w:r>
         <w:rPr>
           <w:bCs w:val="0"/>
           <w:szCs w:val="22"/>
         </w:rPr>
-      </w:pPr>
+        <w:t xml:space="preserve">(     ) FERRAMENTAS </w:t>
+      </w:r>
       <w:r>
         <w:rPr>
           <w:bCs w:val="0"/>
           <w:szCs w:val="22"/>
         </w:rPr>
-        <w:t>SROE – SEM RISCO OCUPACIONAL DE EXPOSIÇÃO:  (     )</w:t>
+        <w:t xml:space="preserve">INADEQUADAS  (     ) ILUMINAÇÃO INADEQUADA  (    ) ELETRICIDADE </w:t>
+      </w:r>
+      <w:r>
+        <w:rPr>
+          <w:bCs w:val="0"/>
+          <w:szCs w:val="22"/>
+        </w:rPr>
+        <w:tab/>
+      </w:r>
+      <w:r>
+        <w:rPr>
+          <w:bCs w:val="0"/>
+          <w:szCs w:val="22"/>
+        </w:rPr>
+        <w:tab/>
+      </w:r>
+      <w:r>
+        <w:rPr>
+          <w:bCs w:val="0"/>
+          <w:szCs w:val="22"/>
+        </w:rPr>
+        <w:tab/>
+      </w:r>
+      <w:r>
+        <w:rPr>
+          <w:bCs w:val="0"/>
+          <w:szCs w:val="22"/>
+        </w:rPr>
+        <w:tab/>
+      </w:r>
+      <w:r>
+        <w:rPr>
+          <w:bCs w:val="0"/>
+          <w:szCs w:val="22"/>
+        </w:rPr>
+        <w:tab/>
+      </w:r>
+      <w:r>
+        <w:rPr>
+          <w:bCs w:val="0"/>
+          <w:szCs w:val="22"/>
+        </w:rPr>
+        <w:t xml:space="preserve">(   ) PROBABILIDADE DE INCÊNDIO E EXPLOSÃO  </w:t>
+      </w:r>
+      <w:r>
+        <w:rPr>
+          <w:bCs w:val="0"/>
+          <w:szCs w:val="22"/>
+        </w:rPr>
+        <w:t xml:space="preserve">       </w:t>
+      </w:r>
+      <w:r>
+        <w:rPr>
+          <w:bCs w:val="0"/>
+          <w:szCs w:val="22"/>
+        </w:rPr>
+        <w:t xml:space="preserve">(    )  ANIMAIS PEÇONHENTOS  </w:t>
+      </w:r>
+      <w:r>
+        <w:rPr>
+          <w:bCs w:val="0"/>
+          <w:szCs w:val="22"/>
+        </w:rPr>
+        <w:br/>
+      </w:r>
+      <w:r>
+        <w:rPr>
+          <w:bCs w:val="0"/>
+          <w:szCs w:val="22"/>
+        </w:rPr>
+        <w:t>(    ) OUTRAS SITUAÇÕES DE RISCO</w:t>
+      </w:r>
+      <w:r>
+        <w:rPr>
+          <w:bCs w:val="0"/>
+          <w:szCs w:val="22"/>
+        </w:rPr>
+        <w:t xml:space="preserve"> </w:t>
+      </w:r>
+      <w:r>
+        <w:rPr>
+          <w:bCs w:val="0"/>
+          <w:szCs w:val="22"/>
+        </w:rPr>
+        <w:t>(     )</w:t>
+      </w:r>
+      <w:r>
+        <w:rPr>
+          <w:bCs w:val="0"/>
+          <w:szCs w:val="22"/>
+        </w:rPr>
+        <w:t xml:space="preserve"> </w:t>
+      </w:r>
+      <w:r>
+        <w:rPr>
+          <w:bCs w:val="0"/>
+          <w:szCs w:val="22"/>
+        </w:rPr>
+        <w:t xml:space="preserve">SROE – SEM RISCO OCUPACIONAL DE EXPOSIÇÃO </w:t>
       </w:r>
     </w:p>
     <w:p>
@@ -1393,7 +1464,7 @@
                 <w:sz w:val="18"/>
                 <w:szCs w:val="18"/>
               </w:rPr>
-              <w:t>{{COMPLEMENTAR}}</w:t>
+              <w:t>EXAME CLÍNICO</w:t>
             </w:r>
           </w:p>
         </w:tc>
@@ -2341,11 +2412,22 @@
     </w:p>
     <w:p>
       <w:pPr>
-        <w:spacing w:before="23"/>
-        <w:rPr>
-          <w:sz w:val="20"/>
-        </w:rPr>
-      </w:pPr>
+        <w:rPr>
+          <w:sz w:val="20"/>
+        </w:rPr>
+      </w:pPr>
+      <w:r>
+        <w:rPr>
+          <w:sz w:val="20"/>
+        </w:rPr>
+        <w:t xml:space="preserve">                                                                                                  </w:t>
+      </w:r>
+      <w:r>
+        <w:rPr>
+          <w:sz w:val="20"/>
+        </w:rPr>
+        <w:t>Assinado em: DOC:26875942291</w:t>
+      </w:r>
     </w:p>
     <w:p>
       <w:pPr>
@@ -2354,7 +2436,7 @@
         </w:rPr>
         <w:sectPr>
           <w:type w:val="continuous"/>
-          <w:pgSz w:w="12240" w:h="15840"/>
+          <w:pgSz w:w="11906" w:h="16838"/>
           <w:pgMar w:top="80" w:right="360" w:bottom="280" w:left="360" w:header="720" w:footer="720" w:gutter="0"/>
           <w:cols w:space="720"/>
         </w:sectPr>
@@ -2695,7 +2777,7 @@
           </mc:Choice>
           <mc:Fallback>
             <w:pict>
-              <v:group w14:anchorId="67B62353" id="Group 8" o:spid="_x0000_s1026" style="position:absolute;margin-left:100.8pt;margin-top:3.7pt;width:147.9pt;height:1.2pt;z-index:251654144;mso-wrap-distance-left:0;mso-wrap-distance-right:0;mso-position-horizontal-relative:page" coordsize="18783,152" o:gfxdata="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">
+              <v:group w14:anchorId="2F2DAEA9" id="Group 8" o:spid="_x0000_s1026" style="position:absolute;margin-left:100.8pt;margin-top:3.7pt;width:147.9pt;height:1.2pt;z-index:251654144;mso-wrap-distance-left:0;mso-wrap-distance-right:0;mso-position-horizontal-relative:page" coordsize="18783,152" o:gfxdata="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">
                 <v:shape id="Graphic 9" o:spid="_x0000_s1027" style="position:absolute;top:52;width:18757;height:13;visibility:visible;mso-wrap-style:square;v-text-anchor:top" coordsize="1875789,1270" o:gfxdata="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" path="m,l1875536,e" filled="f" strokeweight=".2935mm">
                   <v:path arrowok="t"/>
                 </v:shape>
@@ -2791,7 +2873,7 @@
           </mc:Choice>
           <mc:Fallback>
             <w:pict>
-              <v:shape w14:anchorId="1B1C2AC7" id="Graphic 11" o:spid="_x0000_s1026" style="position:absolute;margin-left:364.7pt;margin-top:9.05pt;width:147.7pt;height:.1pt;z-index:-251652096;visibility:visible;mso-wrap-style:square;mso-wrap-distance-left:0;mso-wrap-distance-top:0;mso-wrap-distance-right:0;mso-wrap-distance-bottom:0;mso-position-horizontal:absolute;mso-position-horizontal-relative:page;mso-position-vertical:absolute;mso-position-vertical-relative:text;v-text-anchor:top" coordsize="1875789,1270" o:gfxdata="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" path="m,l1875536,e" filled="f" strokeweight=".2935mm">
+              <v:shape w14:anchorId="01C66E88" id="Graphic 11" o:spid="_x0000_s1026" style="position:absolute;margin-left:364.7pt;margin-top:9.05pt;width:147.7pt;height:.1pt;z-index:-251652096;visibility:visible;mso-wrap-style:square;mso-wrap-distance-left:0;mso-wrap-distance-top:0;mso-wrap-distance-right:0;mso-wrap-distance-bottom:0;mso-position-horizontal:absolute;mso-position-horizontal-relative:page;mso-position-vertical:absolute;mso-position-vertical-relative:text;v-text-anchor:top" coordsize="1875789,1270" o:gfxdata="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" path="m,l1875536,e" filled="f" strokeweight=".2935mm">
                 <v:path arrowok="t"/>
                 <w10:wrap type="topAndBottom" anchorx="page"/>
               </v:shape>
@@ -2864,9 +2946,10 @@
     <w:p>
       <w:pPr>
         <w:pStyle w:val="Corpodetexto"/>
+        <w:spacing w:before="0" w:after="0" w:lineRule="exact" w:line="20"/>
         <w:sectPr>
           <w:type w:val="continuous"/>
-          <w:pgSz w:w="12240" w:h="15840"/>
+          <w:pgSz w:w="11906" w:h="16838"/>
           <w:pgMar w:top="80" w:right="360" w:bottom="280" w:left="360" w:header="720" w:footer="720" w:gutter="0"/>
           <w:cols w:num="2" w:space="720" w:equalWidth="0">
             <w:col w:w="4010" w:space="40"/>
@@ -2877,6 +2960,7 @@
     </w:p>
     <w:p>
       <w:pPr>
+        <w:spacing w:before="0" w:after="0" w:lineRule="exact" w:line="20"/>
         <w:rPr>
           <w:b/>
           <w:sz w:val="20"/>
@@ -2885,7 +2969,7 @@
       <w:r>
         <w:rPr>
           <w:noProof/>
-          <w:sz w:val="8"/>
+          <w:sz w:val="2"/>
         </w:rPr>
         <mc:AlternateContent>
           <mc:Choice Requires="wps">
@@ -2988,6 +3072,7 @@
     </w:p>
     <w:p>
       <w:pPr>
+        <w:spacing w:before="0" w:after="0" w:lineRule="exact" w:line="20"/>
         <w:rPr>
           <w:b/>
           <w:sz w:val="20"/>
@@ -2996,7 +3081,7 @@
     </w:p>
     <w:p>
       <w:pPr>
-        <w:spacing w:before="18" w:after="1"/>
+        <w:spacing w:before="0" w:after="0" w:lineRule="exact" w:line="20"/>
         <w:rPr>
           <w:b/>
           <w:sz w:val="20"/>
@@ -3005,7 +3090,7 @@
     </w:p>
     <w:p>
       <w:pPr>
-        <w:spacing w:line="23" w:lineRule="exact"/>
+        <w:spacing w:line="20" w:lineRule="exact" w:before="0" w:after="0"/>
         <w:ind w:left="4272"/>
         <w:rPr>
           <w:sz w:val="2"/>
@@ -3126,7 +3211,7 @@
           </mc:Choice>
           <mc:Fallback>
             <w:pict>
-              <v:group w14:anchorId="3A32D0B9" id="Group 12" o:spid="_x0000_s1026" style="width:147.9pt;height:1.2pt;mso-position-horizontal-relative:char;mso-position-vertical-relative:line" coordsize="18783,152" o:gfxdata="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">
+              <v:group w14:anchorId="2A1F2507" id="Group 12" o:spid="_x0000_s1026" style="width:147.9pt;height:1.2pt;mso-position-horizontal-relative:char;mso-position-vertical-relative:line" coordsize="18783,152" o:gfxdata="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">
                 <v:shape id="Graphic 13" o:spid="_x0000_s1027" style="position:absolute;top:52;width:18757;height:13;visibility:visible;mso-wrap-style:square;v-text-anchor:top" coordsize="1875789,1270" o:gfxdata="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" path="m,l1875536,e" filled="f" strokeweight=".2935mm">
                   <v:path arrowok="t"/>
                 </v:shape>
@@ -3143,15 +3228,19 @@
     <w:p>
       <w:pPr>
         <w:pStyle w:val="Corpodetexto"/>
+        <w:spacing w:before="0" w:after="0"/>
         <w:jc w:val="center"/>
       </w:pPr>
       <w:r>
+        <w:rPr>
+          <w:sz w:val="16"/>
+        </w:rPr>
         <w:t>{{FUNCIONÁRIO}}</w:t>
       </w:r>
     </w:p>
     <w:sectPr>
       <w:type w:val="continuous"/>
-      <w:pgSz w:w="12240" w:h="15840"/>
+      <w:pgSz w:w="11906" w:h="16838"/>
       <w:pgMar w:top="80" w:right="360" w:bottom="280" w:left="360" w:header="720" w:footer="720" w:gutter="0"/>
       <w:cols w:space="720"/>
     </w:sectPr>

--- a/edge_app/ASO_MANUAL_TEMPLATE.docx
+++ b/edge_app/ASO_MANUAL_TEMPLATE.docx
@@ -803,7 +803,7 @@
           <w:spacing w:val="-4"/>
           <w:sz w:val="20"/>
         </w:rPr>
-        <w:t xml:space="preserve"> {{IDADE}}</w:t>
+        <w:t xml:space="preserve"> {{}}</w:t>
       </w:r>
       <w:r>
         <w:rPr>
@@ -2436,7 +2436,7 @@
         </w:rPr>
         <w:sectPr>
           <w:type w:val="continuous"/>
-          <w:pgSz w:w="11906" w:h="16838"/>
+          <w:pgSz w:w="12240" w:h="15840"/>
           <w:pgMar w:top="80" w:right="360" w:bottom="280" w:left="360" w:header="720" w:footer="720" w:gutter="0"/>
           <w:cols w:space="720"/>
         </w:sectPr>
@@ -2946,10 +2946,9 @@
     <w:p>
       <w:pPr>
         <w:pStyle w:val="Corpodetexto"/>
-        <w:spacing w:before="0" w:after="0" w:lineRule="exact" w:line="20"/>
         <w:sectPr>
           <w:type w:val="continuous"/>
-          <w:pgSz w:w="11906" w:h="16838"/>
+          <w:pgSz w:w="12240" w:h="15840"/>
           <w:pgMar w:top="80" w:right="360" w:bottom="280" w:left="360" w:header="720" w:footer="720" w:gutter="0"/>
           <w:cols w:num="2" w:space="720" w:equalWidth="0">
             <w:col w:w="4010" w:space="40"/>
@@ -2960,7 +2959,6 @@
     </w:p>
     <w:p>
       <w:pPr>
-        <w:spacing w:before="0" w:after="0" w:lineRule="exact" w:line="20"/>
         <w:rPr>
           <w:b/>
           <w:sz w:val="20"/>
@@ -2969,7 +2967,7 @@
       <w:r>
         <w:rPr>
           <w:noProof/>
-          <w:sz w:val="2"/>
+          <w:sz w:val="8"/>
         </w:rPr>
         <mc:AlternateContent>
           <mc:Choice Requires="wps">
@@ -3072,7 +3070,6 @@
     </w:p>
     <w:p>
       <w:pPr>
-        <w:spacing w:before="0" w:after="0" w:lineRule="exact" w:line="20"/>
         <w:rPr>
           <w:b/>
           <w:sz w:val="20"/>
@@ -3081,7 +3078,7 @@
     </w:p>
     <w:p>
       <w:pPr>
-        <w:spacing w:before="0" w:after="0" w:lineRule="exact" w:line="20"/>
+        <w:spacing w:before="18" w:after="1"/>
         <w:rPr>
           <w:b/>
           <w:sz w:val="20"/>
@@ -3090,7 +3087,7 @@
     </w:p>
     <w:p>
       <w:pPr>
-        <w:spacing w:line="20" w:lineRule="exact" w:before="0" w:after="0"/>
+        <w:spacing w:line="23" w:lineRule="exact"/>
         <w:ind w:left="4272"/>
         <w:rPr>
           <w:sz w:val="2"/>
@@ -3228,19 +3225,15 @@
     <w:p>
       <w:pPr>
         <w:pStyle w:val="Corpodetexto"/>
-        <w:spacing w:before="0" w:after="0"/>
         <w:jc w:val="center"/>
       </w:pPr>
       <w:r>
-        <w:rPr>
-          <w:sz w:val="16"/>
-        </w:rPr>
         <w:t>{{FUNCIONÁRIO}}</w:t>
       </w:r>
     </w:p>
     <w:sectPr>
       <w:type w:val="continuous"/>
-      <w:pgSz w:w="11906" w:h="16838"/>
+      <w:pgSz w:w="12240" w:h="15840"/>
       <w:pgMar w:top="80" w:right="360" w:bottom="280" w:left="360" w:header="720" w:footer="720" w:gutter="0"/>
       <w:cols w:space="720"/>
     </w:sectPr>
